--- a/AptaRender_Tutorial.docx
+++ b/AptaRender_Tutorial.docx
@@ -4136,7 +4136,7 @@
               <w:t xml:space="preserve">Natural</w:t>
             </w:r>
             <w:r>
-              <w:t xml:space="preserve"> (gentle curve that widens for long tails), </w:t>
+              <w:t xml:space="preserve"> (curves inward like a loop: on a single hairpin the 5′ and 3′ ends form an open loop at the base of the stem that mirrors the hairpin loop, never touching; with several stems each end curls toward the stems), </w:t>
             </w:r>
             <w:r>
               <w:rPr>
@@ -4156,7 +4156,7 @@
               <w:t xml:space="preserve">L-shape</w:t>
             </w:r>
             <w:r>
-              <w:t xml:space="preserve"> (one bond straight, then a 90° corner), </w:t>
+              <w:t xml:space="preserve"> (one bond straight, then a 90° corner outward), </w:t>
             </w:r>
             <w:r>
               <w:rPr>
@@ -4166,7 +4166,7 @@
               <w:t xml:space="preserve">Perpendicular</w:t>
             </w:r>
             <w:r>
-              <w:t xml:space="preserve"> (turns 90° away). In a complex it also shapes each strand's leftover ends.</w:t>
+              <w:t xml:space="preserve"> (turns 90° outward). Changing the style clears any drags on the tail bases. In a complex it also shapes each strand's leftover ends.</w:t>
             </w:r>
           </w:p>
         </w:tc>
@@ -5956,66 +5956,7 @@
               <w:spacing w:after="40"/>
             </w:pPr>
             <w:r>
-              <w:t xml:space="preserve">Labels every Nth base with its position (0 = off). The first base is always labeled.</w:t>
-            </w:r>
-          </w:p>
-        </w:tc>
-      </w:tr>
-      <w:tr>
-        <w:trPr>
-          <w:cantSplit/>
-        </w:trPr>
-        <w:tc>
-          <w:tcPr>
-            <w:tcW w:type="dxa" w:w="2700"/>
-            <w:tcBorders>
-              <w:top w:val="single" w:color="D3D8DF" w:sz="4"/>
-              <w:left w:val="single" w:color="D3D8DF" w:sz="4"/>
-              <w:bottom w:val="single" w:color="D3D8DF" w:sz="4"/>
-              <w:right w:val="single" w:color="D3D8DF" w:sz="4"/>
-            </w:tcBorders>
-            <w:tcMar>
-              <w:top w:type="dxa" w:w="70"/>
-              <w:left w:type="dxa" w:w="110"/>
-              <w:bottom w:type="dxa" w:w="70"/>
-              <w:right w:type="dxa" w:w="110"/>
-            </w:tcMar>
-          </w:tcPr>
-          <w:p>
-            <w:pPr>
-              <w:spacing w:after="40"/>
-            </w:pPr>
-            <w:r>
-              <w:rPr>
-                <w:b/>
-                <w:bCs/>
-              </w:rPr>
-              <w:t xml:space="preserve">Start numbering at</w:t>
-            </w:r>
-          </w:p>
-        </w:tc>
-        <w:tc>
-          <w:tcPr>
-            <w:tcW w:type="dxa" w:w="6660"/>
-            <w:tcBorders>
-              <w:top w:val="single" w:color="D3D8DF" w:sz="4"/>
-              <w:left w:val="single" w:color="D3D8DF" w:sz="4"/>
-              <w:bottom w:val="single" w:color="D3D8DF" w:sz="4"/>
-              <w:right w:val="single" w:color="D3D8DF" w:sz="4"/>
-            </w:tcBorders>
-            <w:tcMar>
-              <w:top w:type="dxa" w:w="70"/>
-              <w:left w:type="dxa" w:w="110"/>
-              <w:bottom w:type="dxa" w:w="70"/>
-              <w:right w:type="dxa" w:w="110"/>
-            </w:tcMar>
-          </w:tcPr>
-          <w:p>
-            <w:pPr>
-              <w:spacing w:after="40"/>
-            </w:pPr>
-            <w:r>
-              <w:t xml:space="preserve">The number given to the first base, e.g. 101 to match a plasmid or genomic coordinate. Only the labels change, never the sequence.</w:t>
+              <w:t xml:space="preserve">Labels every Nth base with its position (0 = off). The first base is always labeled. Each number is placed beside its base in open space (outside loops, on the outer side of stems), never on top of a base or line; if it has to sit a little further out, a thin line connects it to its base.</w:t>
             </w:r>
           </w:p>
         </w:tc>
@@ -9318,17 +9259,7 @@
         <w:t xml:space="preserve">Number every</w:t>
       </w:r>
       <w:r>
-        <w:t xml:space="preserve"> to 10, and </w:t>
-      </w:r>
-      <w:r>
-        <w:rPr>
-          <w:b/>
-          <w:bCs/>
-        </w:rPr>
-        <w:t xml:space="preserve">Start numbering at</w:t>
-      </w:r>
-      <w:r>
-        <w:t xml:space="preserve"> if you need a different coordinate system.</w:t>
+        <w:t xml:space="preserve"> to 10.</w:t>
       </w:r>
     </w:p>
     <w:p>
@@ -10122,7 +10053,7 @@
               <w:spacing w:after="40"/>
             </w:pPr>
             <w:r>
-              <w:t xml:space="preserve">Tail style re-lays out the drawing but keeps your manual moves. Use </w:t>
+              <w:t xml:space="preserve">Tail style re-lays out the drawing. Drags on the tail bases are cleared, but moves on stems and loops are kept. Use </w:t>
             </w:r>
             <w:r>
               <w:rPr>

--- a/AptaRender_Tutorial.docx
+++ b/AptaRender_Tutorial.docx
@@ -4101,6 +4101,107 @@
                 <w:b/>
                 <w:bCs/>
               </w:rPr>
+              <w:t xml:space="preserve">Lock ring</w:t>
+            </w:r>
+            <w:r>
+              <w:t xml:space="preserve"> / </w:t>
+            </w:r>
+            <w:r>
+              <w:rPr>
+                <w:b/>
+                <w:bCs/>
+              </w:rPr>
+              <w:t xml:space="preserve">Unlock ring</w:t>
+            </w:r>
+          </w:p>
+        </w:tc>
+        <w:tc>
+          <w:tcPr>
+            <w:tcW w:type="dxa" w:w="6660"/>
+            <w:tcBorders>
+              <w:top w:val="single" w:color="D3D8DF" w:sz="4"/>
+              <w:left w:val="single" w:color="D3D8DF" w:sz="4"/>
+              <w:bottom w:val="single" w:color="D3D8DF" w:sz="4"/>
+              <w:right w:val="single" w:color="D3D8DF" w:sz="4"/>
+            </w:tcBorders>
+            <w:tcMar>
+              <w:top w:type="dxa" w:w="70"/>
+              <w:left w:type="dxa" w:w="110"/>
+              <w:bottom w:type="dxa" w:w="70"/>
+              <w:right w:type="dxa" w:w="110"/>
+            </w:tcMar>
+          </w:tcPr>
+          <w:p>
+            <w:pPr>
+              <w:spacing w:after="40"/>
+            </w:pPr>
+            <w:r>
+              <w:t xml:space="preserve">Varna-style ring rotation. Ctrl/⌘+click an unpaired base of a loop to select its ring, then click </w:t>
+            </w:r>
+            <w:r>
+              <w:rPr>
+                <w:b/>
+                <w:bCs/>
+              </w:rPr>
+              <w:t xml:space="preserve">Lock ring</w:t>
+            </w:r>
+            <w:r>
+              <w:t xml:space="preserve"> (a dashed circle marks it). Now dragging any helix attached to that ring swings it around the ring; dragging the closing stem swings the whole rest of the molecule. The ring keeps its size and its unpaired bases spread out evenly between the helices, which act as dividers. A helix stops when its neighbour's arc gets too tight, so nothing overlaps. The ring's own bases are locked. Each swing is one undo step. Click </w:t>
+            </w:r>
+            <w:r>
+              <w:rPr>
+                <w:b/>
+                <w:bCs/>
+              </w:rPr>
+              <w:t xml:space="preserve">Unlock ring</w:t>
+            </w:r>
+            <w:r>
+              <w:t xml:space="preserve"> or press </w:t>
+            </w:r>
+            <w:r>
+              <w:rPr>
+                <w:rFonts w:ascii="Consolas" w:cs="Consolas" w:eastAsia="Consolas" w:hAnsi="Consolas"/>
+                <w:sz w:val="19"/>
+                <w:szCs w:val="19"/>
+                <w:shd w:fill="ECEFF3" w:color="auto" w:val="clear"/>
+              </w:rPr>
+              <w:t xml:space="preserve"> Esc </w:t>
+            </w:r>
+            <w:r>
+              <w:t xml:space="preserve"> when done. Single-sequence view only.</w:t>
+            </w:r>
+          </w:p>
+        </w:tc>
+      </w:tr>
+      <w:tr>
+        <w:trPr>
+          <w:cantSplit/>
+        </w:trPr>
+        <w:tc>
+          <w:tcPr>
+            <w:tcW w:type="dxa" w:w="2700"/>
+            <w:tcBorders>
+              <w:top w:val="single" w:color="D3D8DF" w:sz="4"/>
+              <w:left w:val="single" w:color="D3D8DF" w:sz="4"/>
+              <w:bottom w:val="single" w:color="D3D8DF" w:sz="4"/>
+              <w:right w:val="single" w:color="D3D8DF" w:sz="4"/>
+            </w:tcBorders>
+            <w:tcMar>
+              <w:top w:type="dxa" w:w="70"/>
+              <w:left w:type="dxa" w:w="110"/>
+              <w:bottom w:type="dxa" w:w="70"/>
+              <w:right w:type="dxa" w:w="110"/>
+            </w:tcMar>
+          </w:tcPr>
+          <w:p>
+            <w:pPr>
+              <w:spacing w:after="40"/>
+            </w:pPr>
+            <w:r>
+              <w:rPr>
+                <w:b/>
+                <w:bCs/>
+              </w:rPr>
               <w:t xml:space="preserve">Free tails</w:t>
             </w:r>
           </w:p>
@@ -4310,7 +4411,7 @@
                 <w:b/>
                 <w:bCs/>
               </w:rPr>
-              <w:t xml:space="preserve">Font size</w:t>
+              <w:t xml:space="preserve">Font size (all bases)</w:t>
             </w:r>
             <w:r>
               <w:t xml:space="preserve"> slider</w:t>
@@ -4741,6 +4842,989 @@
         </w:tc>
       </w:tr>
     </w:tbl>
+    <w:tbl>
+      <w:tblPr>
+        <w:tblW w:type="dxa" w:w="9360"/>
+        <w:tblBorders>
+          <w:top w:val="single" w:color="auto" w:sz="4"/>
+          <w:left w:val="single" w:color="auto" w:sz="4"/>
+          <w:bottom w:val="single" w:color="auto" w:sz="4"/>
+          <w:right w:val="single" w:color="auto" w:sz="4"/>
+          <w:insideH w:val="single" w:color="auto" w:sz="4"/>
+          <w:insideV w:val="single" w:color="auto" w:sz="4"/>
+        </w:tblBorders>
+      </w:tblPr>
+      <w:tblGrid>
+        <w:gridCol w:w="2700"/>
+        <w:gridCol w:w="6660"/>
+      </w:tblGrid>
+      <w:tr>
+        <w:trPr>
+          <w:tblHeader/>
+        </w:trPr>
+        <w:tc>
+          <w:tcPr>
+            <w:tcW w:type="dxa" w:w="2700"/>
+            <w:tcBorders>
+              <w:top w:val="single" w:color="D3D8DF" w:sz="4"/>
+              <w:left w:val="single" w:color="D3D8DF" w:sz="4"/>
+              <w:bottom w:val="single" w:color="D3D8DF" w:sz="4"/>
+              <w:right w:val="single" w:color="D3D8DF" w:sz="4"/>
+            </w:tcBorders>
+            <w:shd w:fill="2F5D8A" w:color="auto" w:val="clear"/>
+            <w:tcMar>
+              <w:top w:type="dxa" w:w="70"/>
+              <w:left w:type="dxa" w:w="110"/>
+              <w:bottom w:type="dxa" w:w="70"/>
+              <w:right w:type="dxa" w:w="110"/>
+            </w:tcMar>
+          </w:tcPr>
+          <w:p>
+            <w:pPr>
+              <w:spacing w:after="40"/>
+            </w:pPr>
+            <w:r>
+              <w:rPr>
+                <w:b/>
+                <w:bCs/>
+                <w:color w:val="FFFFFF"/>
+              </w:rPr>
+              <w:t xml:space="preserve">Control</w:t>
+            </w:r>
+          </w:p>
+        </w:tc>
+        <w:tc>
+          <w:tcPr>
+            <w:tcW w:type="dxa" w:w="6660"/>
+            <w:tcBorders>
+              <w:top w:val="single" w:color="D3D8DF" w:sz="4"/>
+              <w:left w:val="single" w:color="D3D8DF" w:sz="4"/>
+              <w:bottom w:val="single" w:color="D3D8DF" w:sz="4"/>
+              <w:right w:val="single" w:color="D3D8DF" w:sz="4"/>
+            </w:tcBorders>
+            <w:shd w:fill="2F5D8A" w:color="auto" w:val="clear"/>
+            <w:tcMar>
+              <w:top w:type="dxa" w:w="70"/>
+              <w:left w:type="dxa" w:w="110"/>
+              <w:bottom w:type="dxa" w:w="70"/>
+              <w:right w:type="dxa" w:w="110"/>
+            </w:tcMar>
+          </w:tcPr>
+          <w:p>
+            <w:pPr>
+              <w:spacing w:after="40"/>
+            </w:pPr>
+            <w:r>
+              <w:rPr>
+                <w:b/>
+                <w:bCs/>
+                <w:color w:val="FFFFFF"/>
+              </w:rPr>
+              <w:t xml:space="preserve">What it does</w:t>
+            </w:r>
+          </w:p>
+        </w:tc>
+      </w:tr>
+      <w:tr>
+        <w:trPr>
+          <w:cantSplit/>
+        </w:trPr>
+        <w:tc>
+          <w:tcPr>
+            <w:tcW w:type="dxa" w:w="2700"/>
+            <w:tcBorders>
+              <w:top w:val="single" w:color="D3D8DF" w:sz="4"/>
+              <w:left w:val="single" w:color="D3D8DF" w:sz="4"/>
+              <w:bottom w:val="single" w:color="D3D8DF" w:sz="4"/>
+              <w:right w:val="single" w:color="D3D8DF" w:sz="4"/>
+            </w:tcBorders>
+            <w:tcMar>
+              <w:top w:type="dxa" w:w="70"/>
+              <w:left w:type="dxa" w:w="110"/>
+              <w:bottom w:type="dxa" w:w="70"/>
+              <w:right w:type="dxa" w:w="110"/>
+            </w:tcMar>
+          </w:tcPr>
+          <w:p>
+            <w:pPr>
+              <w:spacing w:after="40"/>
+            </w:pPr>
+            <w:r>
+              <w:rPr>
+                <w:b/>
+                <w:bCs/>
+              </w:rPr>
+              <w:t xml:space="preserve">Size of selected bases</w:t>
+            </w:r>
+            <w:r>
+              <w:t xml:space="preserve">: Size slider + </w:t>
+            </w:r>
+            <w:r>
+              <w:rPr>
+                <w:b/>
+                <w:bCs/>
+              </w:rPr>
+              <w:t xml:space="preserve">Apply to selected</w:t>
+            </w:r>
+          </w:p>
+        </w:tc>
+        <w:tc>
+          <w:tcPr>
+            <w:tcW w:type="dxa" w:w="6660"/>
+            <w:tcBorders>
+              <w:top w:val="single" w:color="D3D8DF" w:sz="4"/>
+              <w:left w:val="single" w:color="D3D8DF" w:sz="4"/>
+              <w:bottom w:val="single" w:color="D3D8DF" w:sz="4"/>
+              <w:right w:val="single" w:color="D3D8DF" w:sz="4"/>
+            </w:tcBorders>
+            <w:tcMar>
+              <w:top w:type="dxa" w:w="70"/>
+              <w:left w:type="dxa" w:w="110"/>
+              <w:bottom w:type="dxa" w:w="70"/>
+              <w:right w:type="dxa" w:w="110"/>
+            </w:tcMar>
+          </w:tcPr>
+          <w:p>
+            <w:pPr>
+              <w:spacing w:after="40"/>
+            </w:pPr>
+            <w:r>
+              <w:t xml:space="preserve">Makes just the selected bases bigger or smaller (50–300%), letter and circle together, relative to the font size. The font-size slider still scales everything, including these. Very large sizes can touch neighbouring bases; drag them apart if needed.</w:t>
+            </w:r>
+          </w:p>
+        </w:tc>
+      </w:tr>
+      <w:tr>
+        <w:trPr>
+          <w:cantSplit/>
+        </w:trPr>
+        <w:tc>
+          <w:tcPr>
+            <w:tcW w:type="dxa" w:w="2700"/>
+            <w:tcBorders>
+              <w:top w:val="single" w:color="D3D8DF" w:sz="4"/>
+              <w:left w:val="single" w:color="D3D8DF" w:sz="4"/>
+              <w:bottom w:val="single" w:color="D3D8DF" w:sz="4"/>
+              <w:right w:val="single" w:color="D3D8DF" w:sz="4"/>
+            </w:tcBorders>
+            <w:tcMar>
+              <w:top w:type="dxa" w:w="70"/>
+              <w:left w:type="dxa" w:w="110"/>
+              <w:bottom w:type="dxa" w:w="70"/>
+              <w:right w:type="dxa" w:w="110"/>
+            </w:tcMar>
+          </w:tcPr>
+          <w:p>
+            <w:pPr>
+              <w:spacing w:after="40"/>
+            </w:pPr>
+            <w:r>
+              <w:rPr>
+                <w:b/>
+                <w:bCs/>
+              </w:rPr>
+              <w:t xml:space="preserve">Reset all sizes</w:t>
+            </w:r>
+          </w:p>
+        </w:tc>
+        <w:tc>
+          <w:tcPr>
+            <w:tcW w:type="dxa" w:w="6660"/>
+            <w:tcBorders>
+              <w:top w:val="single" w:color="D3D8DF" w:sz="4"/>
+              <w:left w:val="single" w:color="D3D8DF" w:sz="4"/>
+              <w:bottom w:val="single" w:color="D3D8DF" w:sz="4"/>
+              <w:right w:val="single" w:color="D3D8DF" w:sz="4"/>
+            </w:tcBorders>
+            <w:tcMar>
+              <w:top w:type="dxa" w:w="70"/>
+              <w:left w:type="dxa" w:w="110"/>
+              <w:bottom w:type="dxa" w:w="70"/>
+              <w:right w:type="dxa" w:w="110"/>
+            </w:tcMar>
+          </w:tcPr>
+          <w:p>
+            <w:pPr>
+              <w:spacing w:after="40"/>
+            </w:pPr>
+            <w:r>
+              <w:t xml:space="preserve">Returns every base to 100%.</w:t>
+            </w:r>
+          </w:p>
+        </w:tc>
+      </w:tr>
+      <w:tr>
+        <w:trPr>
+          <w:cantSplit/>
+        </w:trPr>
+        <w:tc>
+          <w:tcPr>
+            <w:tcW w:type="dxa" w:w="2700"/>
+            <w:tcBorders>
+              <w:top w:val="single" w:color="D3D8DF" w:sz="4"/>
+              <w:left w:val="single" w:color="D3D8DF" w:sz="4"/>
+              <w:bottom w:val="single" w:color="D3D8DF" w:sz="4"/>
+              <w:right w:val="single" w:color="D3D8DF" w:sz="4"/>
+            </w:tcBorders>
+            <w:tcMar>
+              <w:top w:type="dxa" w:w="70"/>
+              <w:left w:type="dxa" w:w="110"/>
+              <w:bottom w:type="dxa" w:w="70"/>
+              <w:right w:type="dxa" w:w="110"/>
+            </w:tcMar>
+          </w:tcPr>
+          <w:p>
+            <w:pPr>
+              <w:spacing w:after="40"/>
+            </w:pPr>
+            <w:r>
+              <w:rPr>
+                <w:b/>
+                <w:bCs/>
+              </w:rPr>
+              <w:t xml:space="preserve">Color from file</w:t>
+            </w:r>
+            <w:r>
+              <w:t xml:space="preserve">: </w:t>
+            </w:r>
+            <w:r>
+              <w:rPr>
+                <w:b/>
+                <w:bCs/>
+              </w:rPr>
+              <w:t xml:space="preserve">Apply to</w:t>
+            </w:r>
+            <w:r>
+              <w:t xml:space="preserve"> menu</w:t>
+            </w:r>
+          </w:p>
+        </w:tc>
+        <w:tc>
+          <w:tcPr>
+            <w:tcW w:type="dxa" w:w="6660"/>
+            <w:tcBorders>
+              <w:top w:val="single" w:color="D3D8DF" w:sz="4"/>
+              <w:left w:val="single" w:color="D3D8DF" w:sz="4"/>
+              <w:bottom w:val="single" w:color="D3D8DF" w:sz="4"/>
+              <w:right w:val="single" w:color="D3D8DF" w:sz="4"/>
+            </w:tcBorders>
+            <w:tcMar>
+              <w:top w:type="dxa" w:w="70"/>
+              <w:left w:type="dxa" w:w="110"/>
+              <w:bottom w:type="dxa" w:w="70"/>
+              <w:right w:type="dxa" w:w="110"/>
+            </w:tcMar>
+          </w:tcPr>
+          <w:p>
+            <w:pPr>
+              <w:spacing w:after="40"/>
+            </w:pPr>
+            <w:r>
+              <w:t xml:space="preserve">Where colors from the file go when a line doesn't say: </w:t>
+            </w:r>
+            <w:r>
+              <w:rPr>
+                <w:i/>
+                <w:iCs/>
+              </w:rPr>
+              <w:t xml:space="preserve">Letters</w:t>
+            </w:r>
+            <w:r>
+              <w:t xml:space="preserve">, </w:t>
+            </w:r>
+            <w:r>
+              <w:rPr>
+                <w:i/>
+                <w:iCs/>
+              </w:rPr>
+              <w:t xml:space="preserve">Circle fill</w:t>
+            </w:r>
+            <w:r>
+              <w:t xml:space="preserve"> or </w:t>
+            </w:r>
+            <w:r>
+              <w:rPr>
+                <w:i/>
+                <w:iCs/>
+              </w:rPr>
+              <w:t xml:space="preserve">Both</w:t>
+            </w:r>
+            <w:r>
+              <w:t xml:space="preserve">.</w:t>
+            </w:r>
+          </w:p>
+        </w:tc>
+      </w:tr>
+      <w:tr>
+        <w:trPr>
+          <w:cantSplit/>
+        </w:trPr>
+        <w:tc>
+          <w:tcPr>
+            <w:tcW w:type="dxa" w:w="2700"/>
+            <w:tcBorders>
+              <w:top w:val="single" w:color="D3D8DF" w:sz="4"/>
+              <w:left w:val="single" w:color="D3D8DF" w:sz="4"/>
+              <w:bottom w:val="single" w:color="D3D8DF" w:sz="4"/>
+              <w:right w:val="single" w:color="D3D8DF" w:sz="4"/>
+            </w:tcBorders>
+            <w:tcMar>
+              <w:top w:type="dxa" w:w="70"/>
+              <w:left w:type="dxa" w:w="110"/>
+              <w:bottom w:type="dxa" w:w="70"/>
+              <w:right w:type="dxa" w:w="110"/>
+            </w:tcMar>
+          </w:tcPr>
+          <w:p>
+            <w:pPr>
+              <w:spacing w:after="40"/>
+            </w:pPr>
+            <w:r>
+              <w:rPr>
+                <w:b/>
+                <w:bCs/>
+              </w:rPr>
+              <w:t xml:space="preserve">Upload color file…</w:t>
+            </w:r>
+          </w:p>
+        </w:tc>
+        <w:tc>
+          <w:tcPr>
+            <w:tcW w:type="dxa" w:w="6660"/>
+            <w:tcBorders>
+              <w:top w:val="single" w:color="D3D8DF" w:sz="4"/>
+              <w:left w:val="single" w:color="D3D8DF" w:sz="4"/>
+              <w:bottom w:val="single" w:color="D3D8DF" w:sz="4"/>
+              <w:right w:val="single" w:color="D3D8DF" w:sz="4"/>
+            </w:tcBorders>
+            <w:tcMar>
+              <w:top w:type="dxa" w:w="70"/>
+              <w:left w:type="dxa" w:w="110"/>
+              <w:bottom w:type="dxa" w:w="70"/>
+              <w:right w:type="dxa" w:w="110"/>
+            </w:tcMar>
+          </w:tcPr>
+          <w:p>
+            <w:pPr>
+              <w:spacing w:after="40"/>
+            </w:pPr>
+            <w:r>
+              <w:t xml:space="preserve">Reads a .txt file of colors and applies them (see 4.3.1). A note under the buttons says how many bases were colored and lists any lines it skipped.</w:t>
+            </w:r>
+          </w:p>
+        </w:tc>
+      </w:tr>
+      <w:tr>
+        <w:trPr>
+          <w:cantSplit/>
+        </w:trPr>
+        <w:tc>
+          <w:tcPr>
+            <w:tcW w:type="dxa" w:w="2700"/>
+            <w:tcBorders>
+              <w:top w:val="single" w:color="D3D8DF" w:sz="4"/>
+              <w:left w:val="single" w:color="D3D8DF" w:sz="4"/>
+              <w:bottom w:val="single" w:color="D3D8DF" w:sz="4"/>
+              <w:right w:val="single" w:color="D3D8DF" w:sz="4"/>
+            </w:tcBorders>
+            <w:tcMar>
+              <w:top w:type="dxa" w:w="70"/>
+              <w:left w:type="dxa" w:w="110"/>
+              <w:bottom w:type="dxa" w:w="70"/>
+              <w:right w:type="dxa" w:w="110"/>
+            </w:tcMar>
+          </w:tcPr>
+          <w:p>
+            <w:pPr>
+              <w:spacing w:after="40"/>
+            </w:pPr>
+            <w:r>
+              <w:rPr>
+                <w:b/>
+                <w:bCs/>
+              </w:rPr>
+              <w:t xml:space="preserve">Download sample</w:t>
+            </w:r>
+          </w:p>
+        </w:tc>
+        <w:tc>
+          <w:tcPr>
+            <w:tcW w:type="dxa" w:w="6660"/>
+            <w:tcBorders>
+              <w:top w:val="single" w:color="D3D8DF" w:sz="4"/>
+              <w:left w:val="single" w:color="D3D8DF" w:sz="4"/>
+              <w:bottom w:val="single" w:color="D3D8DF" w:sz="4"/>
+              <w:right w:val="single" w:color="D3D8DF" w:sz="4"/>
+            </w:tcBorders>
+            <w:tcMar>
+              <w:top w:type="dxa" w:w="70"/>
+              <w:left w:type="dxa" w:w="110"/>
+              <w:bottom w:type="dxa" w:w="70"/>
+              <w:right w:type="dxa" w:w="110"/>
+            </w:tcMar>
+          </w:tcPr>
+          <w:p>
+            <w:pPr>
+              <w:spacing w:after="40"/>
+            </w:pPr>
+            <w:r>
+              <w:t xml:space="preserve">Saves a ready-to-edit color file for whatever is open, with every position listed and colored by part (stems blue, loops orange, free ends gray), plus comments explaining each column.</w:t>
+            </w:r>
+          </w:p>
+        </w:tc>
+      </w:tr>
+    </w:tbl>
+    <w:p>
+      <w:pPr>
+        <w:pStyle w:val="Heading3"/>
+      </w:pPr>
+      <w:r>
+        <w:t xml:space="preserve">4.3.1 Color file format</w:t>
+      </w:r>
+    </w:p>
+    <w:p>
+      <w:pPr>
+        <w:spacing w:after="120"/>
+      </w:pPr>
+      <w:r>
+        <w:t xml:space="preserve">A plain .txt file, one base (or range) per line: </w:t>
+      </w:r>
+      <w:r>
+        <w:rPr>
+          <w:rFonts w:ascii="Consolas" w:cs="Consolas" w:eastAsia="Consolas" w:hAnsi="Consolas"/>
+          <w:sz w:val="19"/>
+          <w:szCs w:val="19"/>
+          <w:shd w:fill="ECEFF3" w:color="auto" w:val="clear"/>
+        </w:rPr>
+        <w:t xml:space="preserve"> position  [base]  color  [target] </w:t>
+      </w:r>
+      <w:r>
+        <w:t xml:space="preserve">. Columns can be separated by spaces, tabs or commas. Lines starting with </w:t>
+      </w:r>
+      <w:r>
+        <w:rPr>
+          <w:rFonts w:ascii="Consolas" w:cs="Consolas" w:eastAsia="Consolas" w:hAnsi="Consolas"/>
+          <w:sz w:val="19"/>
+          <w:szCs w:val="19"/>
+          <w:shd w:fill="ECEFF3" w:color="auto" w:val="clear"/>
+        </w:rPr>
+        <w:t xml:space="preserve"> # </w:t>
+      </w:r>
+      <w:r>
+        <w:t xml:space="preserve"> are comments; a header line is ignored.</w:t>
+      </w:r>
+    </w:p>
+    <w:tbl>
+      <w:tblPr>
+        <w:tblW w:type="dxa" w:w="9360"/>
+        <w:tblBorders>
+          <w:top w:val="single" w:color="auto" w:sz="4"/>
+          <w:left w:val="single" w:color="auto" w:sz="4"/>
+          <w:bottom w:val="single" w:color="auto" w:sz="4"/>
+          <w:right w:val="single" w:color="auto" w:sz="4"/>
+          <w:insideH w:val="single" w:color="auto" w:sz="4"/>
+          <w:insideV w:val="single" w:color="auto" w:sz="4"/>
+        </w:tblBorders>
+      </w:tblPr>
+      <w:tblGrid>
+        <w:gridCol w:w="2200"/>
+        <w:gridCol w:w="7160"/>
+      </w:tblGrid>
+      <w:tr>
+        <w:trPr>
+          <w:tblHeader/>
+        </w:trPr>
+        <w:tc>
+          <w:tcPr>
+            <w:tcW w:type="dxa" w:w="2200"/>
+            <w:tcBorders>
+              <w:top w:val="single" w:color="D3D8DF" w:sz="4"/>
+              <w:left w:val="single" w:color="D3D8DF" w:sz="4"/>
+              <w:bottom w:val="single" w:color="D3D8DF" w:sz="4"/>
+              <w:right w:val="single" w:color="D3D8DF" w:sz="4"/>
+            </w:tcBorders>
+            <w:shd w:fill="2F5D8A" w:color="auto" w:val="clear"/>
+            <w:tcMar>
+              <w:top w:type="dxa" w:w="70"/>
+              <w:left w:type="dxa" w:w="110"/>
+              <w:bottom w:type="dxa" w:w="70"/>
+              <w:right w:type="dxa" w:w="110"/>
+            </w:tcMar>
+          </w:tcPr>
+          <w:p>
+            <w:pPr>
+              <w:spacing w:after="40"/>
+            </w:pPr>
+            <w:r>
+              <w:rPr>
+                <w:b/>
+                <w:bCs/>
+                <w:color w:val="FFFFFF"/>
+              </w:rPr>
+              <w:t xml:space="preserve">Column</w:t>
+            </w:r>
+          </w:p>
+        </w:tc>
+        <w:tc>
+          <w:tcPr>
+            <w:tcW w:type="dxa" w:w="7160"/>
+            <w:tcBorders>
+              <w:top w:val="single" w:color="D3D8DF" w:sz="4"/>
+              <w:left w:val="single" w:color="D3D8DF" w:sz="4"/>
+              <w:bottom w:val="single" w:color="D3D8DF" w:sz="4"/>
+              <w:right w:val="single" w:color="D3D8DF" w:sz="4"/>
+            </w:tcBorders>
+            <w:shd w:fill="2F5D8A" w:color="auto" w:val="clear"/>
+            <w:tcMar>
+              <w:top w:type="dxa" w:w="70"/>
+              <w:left w:type="dxa" w:w="110"/>
+              <w:bottom w:type="dxa" w:w="70"/>
+              <w:right w:type="dxa" w:w="110"/>
+            </w:tcMar>
+          </w:tcPr>
+          <w:p>
+            <w:pPr>
+              <w:spacing w:after="40"/>
+            </w:pPr>
+            <w:r>
+              <w:rPr>
+                <w:b/>
+                <w:bCs/>
+                <w:color w:val="FFFFFF"/>
+              </w:rPr>
+              <w:t xml:space="preserve">What to put</w:t>
+            </w:r>
+          </w:p>
+        </w:tc>
+      </w:tr>
+      <w:tr>
+        <w:trPr>
+          <w:cantSplit/>
+        </w:trPr>
+        <w:tc>
+          <w:tcPr>
+            <w:tcW w:type="dxa" w:w="2200"/>
+            <w:tcBorders>
+              <w:top w:val="single" w:color="D3D8DF" w:sz="4"/>
+              <w:left w:val="single" w:color="D3D8DF" w:sz="4"/>
+              <w:bottom w:val="single" w:color="D3D8DF" w:sz="4"/>
+              <w:right w:val="single" w:color="D3D8DF" w:sz="4"/>
+            </w:tcBorders>
+            <w:tcMar>
+              <w:top w:type="dxa" w:w="70"/>
+              <w:left w:type="dxa" w:w="110"/>
+              <w:bottom w:type="dxa" w:w="70"/>
+              <w:right w:type="dxa" w:w="110"/>
+            </w:tcMar>
+          </w:tcPr>
+          <w:p>
+            <w:pPr>
+              <w:spacing w:after="40"/>
+            </w:pPr>
+            <w:r>
+              <w:t xml:space="preserve">position</w:t>
+            </w:r>
+          </w:p>
+        </w:tc>
+        <w:tc>
+          <w:tcPr>
+            <w:tcW w:type="dxa" w:w="7160"/>
+            <w:tcBorders>
+              <w:top w:val="single" w:color="D3D8DF" w:sz="4"/>
+              <w:left w:val="single" w:color="D3D8DF" w:sz="4"/>
+              <w:bottom w:val="single" w:color="D3D8DF" w:sz="4"/>
+              <w:right w:val="single" w:color="D3D8DF" w:sz="4"/>
+            </w:tcBorders>
+            <w:tcMar>
+              <w:top w:type="dxa" w:w="70"/>
+              <w:left w:type="dxa" w:w="110"/>
+              <w:bottom w:type="dxa" w:w="70"/>
+              <w:right w:type="dxa" w:w="110"/>
+            </w:tcMar>
+          </w:tcPr>
+          <w:p>
+            <w:pPr>
+              <w:spacing w:after="40"/>
+            </w:pPr>
+            <w:r>
+              <w:t xml:space="preserve">1-based position (</w:t>
+            </w:r>
+            <w:r>
+              <w:rPr>
+                <w:rFonts w:ascii="Consolas" w:cs="Consolas" w:eastAsia="Consolas" w:hAnsi="Consolas"/>
+                <w:sz w:val="19"/>
+                <w:szCs w:val="19"/>
+                <w:shd w:fill="ECEFF3" w:color="auto" w:val="clear"/>
+              </w:rPr>
+              <w:t xml:space="preserve"> 12 </w:t>
+            </w:r>
+            <w:r>
+              <w:t xml:space="preserve">) or a range (</w:t>
+            </w:r>
+            <w:r>
+              <w:rPr>
+                <w:rFonts w:ascii="Consolas" w:cs="Consolas" w:eastAsia="Consolas" w:hAnsi="Consolas"/>
+                <w:sz w:val="19"/>
+                <w:szCs w:val="19"/>
+                <w:shd w:fill="ECEFF3" w:color="auto" w:val="clear"/>
+              </w:rPr>
+              <w:t xml:space="preserve"> 5-9 </w:t>
+            </w:r>
+            <w:r>
+              <w:t xml:space="preserve">). Inside a two-strand complex, prefix </w:t>
+            </w:r>
+            <w:r>
+              <w:rPr>
+                <w:rFonts w:ascii="Consolas" w:cs="Consolas" w:eastAsia="Consolas" w:hAnsi="Consolas"/>
+                <w:sz w:val="19"/>
+                <w:szCs w:val="19"/>
+                <w:shd w:fill="ECEFF3" w:color="auto" w:val="clear"/>
+              </w:rPr>
+              <w:t xml:space="preserve"> A: </w:t>
+            </w:r>
+            <w:r>
+              <w:t xml:space="preserve"> or </w:t>
+            </w:r>
+            <w:r>
+              <w:rPr>
+                <w:rFonts w:ascii="Consolas" w:cs="Consolas" w:eastAsia="Consolas" w:hAnsi="Consolas"/>
+                <w:sz w:val="19"/>
+                <w:szCs w:val="19"/>
+                <w:shd w:fill="ECEFF3" w:color="auto" w:val="clear"/>
+              </w:rPr>
+              <w:t xml:space="preserve"> B: </w:t>
+            </w:r>
+            <w:r>
+              <w:t xml:space="preserve"> to pick the strand (</w:t>
+            </w:r>
+            <w:r>
+              <w:rPr>
+                <w:rFonts w:ascii="Consolas" w:cs="Consolas" w:eastAsia="Consolas" w:hAnsi="Consolas"/>
+                <w:sz w:val="19"/>
+                <w:szCs w:val="19"/>
+                <w:shd w:fill="ECEFF3" w:color="auto" w:val="clear"/>
+              </w:rPr>
+              <w:t xml:space="preserve"> B:12 </w:t>
+            </w:r>
+            <w:r>
+              <w:t xml:space="preserve">); no prefix means strand A.</w:t>
+            </w:r>
+          </w:p>
+        </w:tc>
+      </w:tr>
+      <w:tr>
+        <w:trPr>
+          <w:cantSplit/>
+        </w:trPr>
+        <w:tc>
+          <w:tcPr>
+            <w:tcW w:type="dxa" w:w="2200"/>
+            <w:tcBorders>
+              <w:top w:val="single" w:color="D3D8DF" w:sz="4"/>
+              <w:left w:val="single" w:color="D3D8DF" w:sz="4"/>
+              <w:bottom w:val="single" w:color="D3D8DF" w:sz="4"/>
+              <w:right w:val="single" w:color="D3D8DF" w:sz="4"/>
+            </w:tcBorders>
+            <w:tcMar>
+              <w:top w:type="dxa" w:w="70"/>
+              <w:left w:type="dxa" w:w="110"/>
+              <w:bottom w:type="dxa" w:w="70"/>
+              <w:right w:type="dxa" w:w="110"/>
+            </w:tcMar>
+          </w:tcPr>
+          <w:p>
+            <w:pPr>
+              <w:spacing w:after="40"/>
+            </w:pPr>
+            <w:r>
+              <w:t xml:space="preserve">base (optional)</w:t>
+            </w:r>
+          </w:p>
+        </w:tc>
+        <w:tc>
+          <w:tcPr>
+            <w:tcW w:type="dxa" w:w="7160"/>
+            <w:tcBorders>
+              <w:top w:val="single" w:color="D3D8DF" w:sz="4"/>
+              <w:left w:val="single" w:color="D3D8DF" w:sz="4"/>
+              <w:bottom w:val="single" w:color="D3D8DF" w:sz="4"/>
+              <w:right w:val="single" w:color="D3D8DF" w:sz="4"/>
+            </w:tcBorders>
+            <w:tcMar>
+              <w:top w:type="dxa" w:w="70"/>
+              <w:left w:type="dxa" w:w="110"/>
+              <w:bottom w:type="dxa" w:w="70"/>
+              <w:right w:type="dxa" w:w="110"/>
+            </w:tcMar>
+          </w:tcPr>
+          <w:p>
+            <w:pPr>
+              <w:spacing w:after="40"/>
+            </w:pPr>
+            <w:r>
+              <w:t xml:space="preserve">The base letter at that position. Only used as a check: if it doesn't match the sequence, the app warns that the file may be for a different sequence.</w:t>
+            </w:r>
+          </w:p>
+        </w:tc>
+      </w:tr>
+      <w:tr>
+        <w:trPr>
+          <w:cantSplit/>
+        </w:trPr>
+        <w:tc>
+          <w:tcPr>
+            <w:tcW w:type="dxa" w:w="2200"/>
+            <w:tcBorders>
+              <w:top w:val="single" w:color="D3D8DF" w:sz="4"/>
+              <w:left w:val="single" w:color="D3D8DF" w:sz="4"/>
+              <w:bottom w:val="single" w:color="D3D8DF" w:sz="4"/>
+              <w:right w:val="single" w:color="D3D8DF" w:sz="4"/>
+            </w:tcBorders>
+            <w:tcMar>
+              <w:top w:type="dxa" w:w="70"/>
+              <w:left w:type="dxa" w:w="110"/>
+              <w:bottom w:type="dxa" w:w="70"/>
+              <w:right w:type="dxa" w:w="110"/>
+            </w:tcMar>
+          </w:tcPr>
+          <w:p>
+            <w:pPr>
+              <w:spacing w:after="40"/>
+            </w:pPr>
+            <w:r>
+              <w:t xml:space="preserve">color</w:t>
+            </w:r>
+          </w:p>
+        </w:tc>
+        <w:tc>
+          <w:tcPr>
+            <w:tcW w:type="dxa" w:w="7160"/>
+            <w:tcBorders>
+              <w:top w:val="single" w:color="D3D8DF" w:sz="4"/>
+              <w:left w:val="single" w:color="D3D8DF" w:sz="4"/>
+              <w:bottom w:val="single" w:color="D3D8DF" w:sz="4"/>
+              <w:right w:val="single" w:color="D3D8DF" w:sz="4"/>
+            </w:tcBorders>
+            <w:tcMar>
+              <w:top w:type="dxa" w:w="70"/>
+              <w:left w:type="dxa" w:w="110"/>
+              <w:bottom w:type="dxa" w:w="70"/>
+              <w:right w:type="dxa" w:w="110"/>
+            </w:tcMar>
+          </w:tcPr>
+          <w:p>
+            <w:pPr>
+              <w:spacing w:after="40"/>
+            </w:pPr>
+            <w:r>
+              <w:t xml:space="preserve">Hex (</w:t>
+            </w:r>
+            <w:r>
+              <w:rPr>
+                <w:rFonts w:ascii="Consolas" w:cs="Consolas" w:eastAsia="Consolas" w:hAnsi="Consolas"/>
+                <w:sz w:val="19"/>
+                <w:szCs w:val="19"/>
+                <w:shd w:fill="ECEFF3" w:color="auto" w:val="clear"/>
+              </w:rPr>
+              <w:t xml:space="preserve"> #e15554 </w:t>
+            </w:r>
+            <w:r>
+              <w:t xml:space="preserve"> or </w:t>
+            </w:r>
+            <w:r>
+              <w:rPr>
+                <w:rFonts w:ascii="Consolas" w:cs="Consolas" w:eastAsia="Consolas" w:hAnsi="Consolas"/>
+                <w:sz w:val="19"/>
+                <w:szCs w:val="19"/>
+                <w:shd w:fill="ECEFF3" w:color="auto" w:val="clear"/>
+              </w:rPr>
+              <w:t xml:space="preserve"> #e15 </w:t>
+            </w:r>
+            <w:r>
+              <w:t xml:space="preserve">) or a color name (</w:t>
+            </w:r>
+            <w:r>
+              <w:rPr>
+                <w:rFonts w:ascii="Consolas" w:cs="Consolas" w:eastAsia="Consolas" w:hAnsi="Consolas"/>
+                <w:sz w:val="19"/>
+                <w:szCs w:val="19"/>
+                <w:shd w:fill="ECEFF3" w:color="auto" w:val="clear"/>
+              </w:rPr>
+              <w:t xml:space="preserve"> red </w:t>
+            </w:r>
+            <w:r>
+              <w:t xml:space="preserve">, </w:t>
+            </w:r>
+            <w:r>
+              <w:rPr>
+                <w:rFonts w:ascii="Consolas" w:cs="Consolas" w:eastAsia="Consolas" w:hAnsi="Consolas"/>
+                <w:sz w:val="19"/>
+                <w:szCs w:val="19"/>
+                <w:shd w:fill="ECEFF3" w:color="auto" w:val="clear"/>
+              </w:rPr>
+              <w:t xml:space="preserve"> orange </w:t>
+            </w:r>
+            <w:r>
+              <w:t xml:space="preserve">, </w:t>
+            </w:r>
+            <w:r>
+              <w:rPr>
+                <w:rFonts w:ascii="Consolas" w:cs="Consolas" w:eastAsia="Consolas" w:hAnsi="Consolas"/>
+                <w:sz w:val="19"/>
+                <w:szCs w:val="19"/>
+                <w:shd w:fill="ECEFF3" w:color="auto" w:val="clear"/>
+              </w:rPr>
+              <w:t xml:space="preserve"> steelblue </w:t>
+            </w:r>
+            <w:r>
+              <w:t xml:space="preserve">…).</w:t>
+            </w:r>
+          </w:p>
+        </w:tc>
+      </w:tr>
+      <w:tr>
+        <w:trPr>
+          <w:cantSplit/>
+        </w:trPr>
+        <w:tc>
+          <w:tcPr>
+            <w:tcW w:type="dxa" w:w="2200"/>
+            <w:tcBorders>
+              <w:top w:val="single" w:color="D3D8DF" w:sz="4"/>
+              <w:left w:val="single" w:color="D3D8DF" w:sz="4"/>
+              <w:bottom w:val="single" w:color="D3D8DF" w:sz="4"/>
+              <w:right w:val="single" w:color="D3D8DF" w:sz="4"/>
+            </w:tcBorders>
+            <w:tcMar>
+              <w:top w:type="dxa" w:w="70"/>
+              <w:left w:type="dxa" w:w="110"/>
+              <w:bottom w:type="dxa" w:w="70"/>
+              <w:right w:type="dxa" w:w="110"/>
+            </w:tcMar>
+          </w:tcPr>
+          <w:p>
+            <w:pPr>
+              <w:spacing w:after="40"/>
+            </w:pPr>
+            <w:r>
+              <w:t xml:space="preserve">target (optional)</w:t>
+            </w:r>
+          </w:p>
+        </w:tc>
+        <w:tc>
+          <w:tcPr>
+            <w:tcW w:type="dxa" w:w="7160"/>
+            <w:tcBorders>
+              <w:top w:val="single" w:color="D3D8DF" w:sz="4"/>
+              <w:left w:val="single" w:color="D3D8DF" w:sz="4"/>
+              <w:bottom w:val="single" w:color="D3D8DF" w:sz="4"/>
+              <w:right w:val="single" w:color="D3D8DF" w:sz="4"/>
+            </w:tcBorders>
+            <w:tcMar>
+              <w:top w:type="dxa" w:w="70"/>
+              <w:left w:type="dxa" w:w="110"/>
+              <w:bottom w:type="dxa" w:w="70"/>
+              <w:right w:type="dxa" w:w="110"/>
+            </w:tcMar>
+          </w:tcPr>
+          <w:p>
+            <w:pPr>
+              <w:spacing w:after="40"/>
+            </w:pPr>
+            <w:r>
+              <w:rPr>
+                <w:rFonts w:ascii="Consolas" w:cs="Consolas" w:eastAsia="Consolas" w:hAnsi="Consolas"/>
+                <w:sz w:val="19"/>
+                <w:szCs w:val="19"/>
+                <w:shd w:fill="ECEFF3" w:color="auto" w:val="clear"/>
+              </w:rPr>
+              <w:t xml:space="preserve"> letter </w:t>
+            </w:r>
+            <w:r>
+              <w:t xml:space="preserve">, </w:t>
+            </w:r>
+            <w:r>
+              <w:rPr>
+                <w:rFonts w:ascii="Consolas" w:cs="Consolas" w:eastAsia="Consolas" w:hAnsi="Consolas"/>
+                <w:sz w:val="19"/>
+                <w:szCs w:val="19"/>
+                <w:shd w:fill="ECEFF3" w:color="auto" w:val="clear"/>
+              </w:rPr>
+              <w:t xml:space="preserve"> circle </w:t>
+            </w:r>
+            <w:r>
+              <w:t xml:space="preserve"> or </w:t>
+            </w:r>
+            <w:r>
+              <w:rPr>
+                <w:rFonts w:ascii="Consolas" w:cs="Consolas" w:eastAsia="Consolas" w:hAnsi="Consolas"/>
+                <w:sz w:val="19"/>
+                <w:szCs w:val="19"/>
+                <w:shd w:fill="ECEFF3" w:color="auto" w:val="clear"/>
+              </w:rPr>
+              <w:t xml:space="preserve"> both </w:t>
+            </w:r>
+            <w:r>
+              <w:t xml:space="preserve">. Without it, the </w:t>
+            </w:r>
+            <w:r>
+              <w:rPr>
+                <w:b/>
+                <w:bCs/>
+              </w:rPr>
+              <w:t xml:space="preserve">Apply to</w:t>
+            </w:r>
+            <w:r>
+              <w:t xml:space="preserve"> menu decides. Applying circle colors turns base circles on automatically.</w:t>
+            </w:r>
+          </w:p>
+        </w:tc>
+      </w:tr>
+    </w:tbl>
+    <w:p>
+      <w:pPr>
+        <w:spacing w:after="120"/>
+      </w:pPr>
+      <w:r>
+        <w:t xml:space="preserve">Example lines: </w:t>
+      </w:r>
+      <w:r>
+        <w:rPr>
+          <w:rFonts w:ascii="Consolas" w:cs="Consolas" w:eastAsia="Consolas" w:hAnsi="Consolas"/>
+          <w:sz w:val="19"/>
+          <w:szCs w:val="19"/>
+          <w:shd w:fill="ECEFF3" w:color="auto" w:val="clear"/>
+        </w:rPr>
+        <w:t xml:space="preserve"> 12 G #e15554 </w:t>
+      </w:r>
+      <w:r>
+        <w:t xml:space="preserve"> · </w:t>
+      </w:r>
+      <w:r>
+        <w:rPr>
+          <w:rFonts w:ascii="Consolas" w:cs="Consolas" w:eastAsia="Consolas" w:hAnsi="Consolas"/>
+          <w:sz w:val="19"/>
+          <w:szCs w:val="19"/>
+          <w:shd w:fill="ECEFF3" w:color="auto" w:val="clear"/>
+        </w:rPr>
+        <w:t xml:space="preserve"> 5-9 orange circle </w:t>
+      </w:r>
+      <w:r>
+        <w:t xml:space="preserve"> · </w:t>
+      </w:r>
+      <w:r>
+        <w:rPr>
+          <w:rFonts w:ascii="Consolas" w:cs="Consolas" w:eastAsia="Consolas" w:hAnsi="Consolas"/>
+          <w:sz w:val="19"/>
+          <w:szCs w:val="19"/>
+          <w:shd w:fill="ECEFF3" w:color="auto" w:val="clear"/>
+        </w:rPr>
+        <w:t xml:space="preserve"> B:3, #3b6fb6, both </w:t>
+      </w:r>
+      <w:r>
+        <w:t xml:space="preserve">. Positions not listed keep their current color, so you can layer several files.</w:t>
+      </w:r>
+    </w:p>
     <w:p>
       <w:pPr>
         <w:pBdr>
@@ -8946,6 +10030,67 @@
                 <w:szCs w:val="19"/>
                 <w:shd w:fill="ECEFF3" w:color="auto" w:val="clear"/>
               </w:rPr>
+              <w:t xml:space="preserve"> Esc </w:t>
+            </w:r>
+          </w:p>
+        </w:tc>
+        <w:tc>
+          <w:tcPr>
+            <w:tcW w:type="dxa" w:w="5060"/>
+            <w:tcBorders>
+              <w:top w:val="single" w:color="D3D8DF" w:sz="4"/>
+              <w:left w:val="single" w:color="D3D8DF" w:sz="4"/>
+              <w:bottom w:val="single" w:color="D3D8DF" w:sz="4"/>
+              <w:right w:val="single" w:color="D3D8DF" w:sz="4"/>
+            </w:tcBorders>
+            <w:tcMar>
+              <w:top w:type="dxa" w:w="70"/>
+              <w:left w:type="dxa" w:w="110"/>
+              <w:bottom w:type="dxa" w:w="70"/>
+              <w:right w:type="dxa" w:w="110"/>
+            </w:tcMar>
+          </w:tcPr>
+          <w:p>
+            <w:pPr>
+              <w:spacing w:after="40"/>
+            </w:pPr>
+            <w:r>
+              <w:t xml:space="preserve">Unlock a locked ring (ring rotation)</w:t>
+            </w:r>
+          </w:p>
+        </w:tc>
+      </w:tr>
+      <w:tr>
+        <w:trPr>
+          <w:cantSplit/>
+        </w:trPr>
+        <w:tc>
+          <w:tcPr>
+            <w:tcW w:type="dxa" w:w="4300"/>
+            <w:tcBorders>
+              <w:top w:val="single" w:color="D3D8DF" w:sz="4"/>
+              <w:left w:val="single" w:color="D3D8DF" w:sz="4"/>
+              <w:bottom w:val="single" w:color="D3D8DF" w:sz="4"/>
+              <w:right w:val="single" w:color="D3D8DF" w:sz="4"/>
+            </w:tcBorders>
+            <w:tcMar>
+              <w:top w:type="dxa" w:w="70"/>
+              <w:left w:type="dxa" w:w="110"/>
+              <w:bottom w:type="dxa" w:w="70"/>
+              <w:right w:type="dxa" w:w="110"/>
+            </w:tcMar>
+          </w:tcPr>
+          <w:p>
+            <w:pPr>
+              <w:spacing w:after="40"/>
+            </w:pPr>
+            <w:r>
+              <w:rPr>
+                <w:rFonts w:ascii="Consolas" w:cs="Consolas" w:eastAsia="Consolas" w:hAnsi="Consolas"/>
+                <w:sz w:val="19"/>
+                <w:szCs w:val="19"/>
+                <w:shd w:fill="ECEFF3" w:color="auto" w:val="clear"/>
+              </w:rPr>
               <w:t xml:space="preserve"> Shift </w:t>
             </w:r>
             <w:r>
@@ -9581,7 +10726,7 @@
         <w:pStyle w:val="Heading2"/>
       </w:pPr>
       <w:r>
-        <w:t xml:space="preserve">7.4 Show two strands hybridizing</w:t>
+        <w:t xml:space="preserve">7.3b Re-angle a helix around a loop (Varna-style)</w:t>
       </w:r>
     </w:p>
     <w:p>
@@ -9594,37 +10739,7 @@
         <w:spacing w:after="80"/>
       </w:pPr>
       <w:r>
-        <w:t xml:space="preserve">On </w:t>
-      </w:r>
-      <w:r>
-        <w:rPr>
-          <w:b/>
-          <w:bCs/>
-        </w:rPr>
-        <w:t xml:space="preserve">Input</w:t>
-      </w:r>
-      <w:r>
-        <w:t xml:space="preserve">, add both strands as separate sequences (use </w:t>
-      </w:r>
-      <w:r>
-        <w:rPr>
-          <w:b/>
-          <w:bCs/>
-        </w:rPr>
-        <w:t xml:space="preserve">+ Add</w:t>
-      </w:r>
-      <w:r>
-        <w:t xml:space="preserve">, or import a FASTA with both) and </w:t>
-      </w:r>
-      <w:r>
-        <w:rPr>
-          <w:b/>
-          <w:bCs/>
-        </w:rPr>
-        <w:t xml:space="preserve">Render</w:t>
-      </w:r>
-      <w:r>
-        <w:t xml:space="preserve"> each one so it has a valid structure.</w:t>
+        <w:t xml:space="preserve">Ctrl/⌘+click any unpaired base in the loop the helix is attached to. Its whole ring is selected.</w:t>
       </w:r>
     </w:p>
     <w:p>
@@ -9637,37 +10752,24 @@
         <w:spacing w:after="80"/>
       </w:pPr>
       <w:r>
-        <w:t xml:space="preserve">Go to </w:t>
-      </w:r>
-      <w:r>
         <w:rPr>
           <w:b/>
           <w:bCs/>
         </w:rPr>
-        <w:t xml:space="preserve">Complex</w:t>
-      </w:r>
-      <w:r>
-        <w:t xml:space="preserve">, choose </w:t>
+        <w:t xml:space="preserve">Layout</w:t>
+      </w:r>
+      <w:r>
+        <w:t xml:space="preserve"> tab → </w:t>
       </w:r>
       <w:r>
         <w:rPr>
           <w:b/>
           <w:bCs/>
         </w:rPr>
-        <w:t xml:space="preserve">Strand A</w:t>
-      </w:r>
-      <w:r>
-        <w:t xml:space="preserve"> and </w:t>
-      </w:r>
-      <w:r>
-        <w:rPr>
-          <w:b/>
-          <w:bCs/>
-        </w:rPr>
-        <w:t xml:space="preserve">Strand B</w:t>
-      </w:r>
-      <w:r>
-        <w:t xml:space="preserve">.</w:t>
+        <w:t xml:space="preserve">Lock ring</w:t>
+      </w:r>
+      <w:r>
+        <w:t xml:space="preserve">. A dashed circle marks the locked ring.</w:t>
       </w:r>
     </w:p>
     <w:p>
@@ -9680,7 +10782,7 @@
         <w:spacing w:after="80"/>
       </w:pPr>
       <w:r>
-        <w:t xml:space="preserve">Enter the pairing ranges. Both must be the same length; remember A's first base pairs with B's last.</w:t>
+        <w:t xml:space="preserve">Drag a base of the helix in a circle around the ring. It slides along the ring while the ring's unpaired bases re-spread on either side.</w:t>
       </w:r>
     </w:p>
     <w:p>
@@ -9693,6 +10795,283 @@
         <w:spacing w:after="80"/>
       </w:pPr>
       <w:r>
+        <w:t xml:space="preserve">To swing everything else instead, drag the stem that closes the ring.</w:t>
+      </w:r>
+    </w:p>
+    <w:p>
+      <w:pPr>
+        <w:pStyle w:val="ListParagraph"/>
+        <w:numPr>
+          <w:ilvl w:val="0"/>
+          <w:numId w:val="7"/>
+        </w:numPr>
+        <w:spacing w:after="80"/>
+      </w:pPr>
+      <w:r>
+        <w:t xml:space="preserve">Click </w:t>
+      </w:r>
+      <w:r>
+        <w:rPr>
+          <w:b/>
+          <w:bCs/>
+        </w:rPr>
+        <w:t xml:space="preserve">Unlock ring</w:t>
+      </w:r>
+      <w:r>
+        <w:t xml:space="preserve"> (or press </w:t>
+      </w:r>
+      <w:r>
+        <w:rPr>
+          <w:rFonts w:ascii="Consolas" w:cs="Consolas" w:eastAsia="Consolas" w:hAnsi="Consolas"/>
+          <w:sz w:val="19"/>
+          <w:szCs w:val="19"/>
+          <w:shd w:fill="ECEFF3" w:color="auto" w:val="clear"/>
+        </w:rPr>
+        <w:t xml:space="preserve"> Esc </w:t>
+      </w:r>
+      <w:r>
+        <w:t xml:space="preserve">) and </w:t>
+      </w:r>
+      <w:r>
+        <w:rPr>
+          <w:b/>
+          <w:bCs/>
+        </w:rPr>
+        <w:t xml:space="preserve">Fit to view</w:t>
+      </w:r>
+      <w:r>
+        <w:t xml:space="preserve">.</w:t>
+      </w:r>
+    </w:p>
+    <w:p>
+      <w:pPr>
+        <w:pStyle w:val="Heading2"/>
+      </w:pPr>
+      <w:r>
+        <w:t xml:space="preserve">7.3c Color by your own data (DMS, mutations…)</w:t>
+      </w:r>
+    </w:p>
+    <w:p>
+      <w:pPr>
+        <w:pStyle w:val="ListParagraph"/>
+        <w:numPr>
+          <w:ilvl w:val="0"/>
+          <w:numId w:val="8"/>
+        </w:numPr>
+        <w:spacing w:after="80"/>
+      </w:pPr>
+      <w:r>
+        <w:t xml:space="preserve">Open the sequence, then </w:t>
+      </w:r>
+      <w:r>
+        <w:rPr>
+          <w:b/>
+          <w:bCs/>
+        </w:rPr>
+        <w:t xml:space="preserve">Letters</w:t>
+      </w:r>
+      <w:r>
+        <w:t xml:space="preserve"> tab → </w:t>
+      </w:r>
+      <w:r>
+        <w:rPr>
+          <w:b/>
+          <w:bCs/>
+        </w:rPr>
+        <w:t xml:space="preserve">Download sample</w:t>
+      </w:r>
+      <w:r>
+        <w:t xml:space="preserve">.</w:t>
+      </w:r>
+    </w:p>
+    <w:p>
+      <w:pPr>
+        <w:pStyle w:val="ListParagraph"/>
+        <w:numPr>
+          <w:ilvl w:val="0"/>
+          <w:numId w:val="8"/>
+        </w:numPr>
+        <w:spacing w:after="80"/>
+      </w:pPr>
+      <w:r>
+        <w:t xml:space="preserve">Edit the color column (or delete lines you don't need, and use ranges like </w:t>
+      </w:r>
+      <w:r>
+        <w:rPr>
+          <w:rFonts w:ascii="Consolas" w:cs="Consolas" w:eastAsia="Consolas" w:hAnsi="Consolas"/>
+          <w:sz w:val="19"/>
+          <w:szCs w:val="19"/>
+          <w:shd w:fill="ECEFF3" w:color="auto" w:val="clear"/>
+        </w:rPr>
+        <w:t xml:space="preserve"> 20-25 </w:t>
+      </w:r>
+      <w:r>
+        <w:t xml:space="preserve">). Keep the base column as a check that the file matches the sequence.</w:t>
+      </w:r>
+    </w:p>
+    <w:p>
+      <w:pPr>
+        <w:pStyle w:val="ListParagraph"/>
+        <w:numPr>
+          <w:ilvl w:val="0"/>
+          <w:numId w:val="8"/>
+        </w:numPr>
+        <w:spacing w:after="80"/>
+      </w:pPr>
+      <w:r>
+        <w:t xml:space="preserve">Choose </w:t>
+      </w:r>
+      <w:r>
+        <w:rPr>
+          <w:b/>
+          <w:bCs/>
+        </w:rPr>
+        <w:t xml:space="preserve">Apply to</w:t>
+      </w:r>
+      <w:r>
+        <w:t xml:space="preserve"> (letters, circle fill, or both), then </w:t>
+      </w:r>
+      <w:r>
+        <w:rPr>
+          <w:b/>
+          <w:bCs/>
+        </w:rPr>
+        <w:t xml:space="preserve">Upload color file…</w:t>
+      </w:r>
+      <w:r>
+        <w:t xml:space="preserve">.</w:t>
+      </w:r>
+    </w:p>
+    <w:p>
+      <w:pPr>
+        <w:pStyle w:val="ListParagraph"/>
+        <w:numPr>
+          <w:ilvl w:val="0"/>
+          <w:numId w:val="8"/>
+        </w:numPr>
+        <w:spacing w:after="80"/>
+      </w:pPr>
+      <w:r>
+        <w:t xml:space="preserve">Read the note under the buttons for anything skipped or mismatched.</w:t>
+      </w:r>
+    </w:p>
+    <w:p>
+      <w:pPr>
+        <w:pStyle w:val="Heading2"/>
+      </w:pPr>
+      <w:r>
+        <w:t xml:space="preserve">7.4 Show two strands hybridizing</w:t>
+      </w:r>
+    </w:p>
+    <w:p>
+      <w:pPr>
+        <w:pStyle w:val="ListParagraph"/>
+        <w:numPr>
+          <w:ilvl w:val="0"/>
+          <w:numId w:val="9"/>
+        </w:numPr>
+        <w:spacing w:after="80"/>
+      </w:pPr>
+      <w:r>
+        <w:t xml:space="preserve">On </w:t>
+      </w:r>
+      <w:r>
+        <w:rPr>
+          <w:b/>
+          <w:bCs/>
+        </w:rPr>
+        <w:t xml:space="preserve">Input</w:t>
+      </w:r>
+      <w:r>
+        <w:t xml:space="preserve">, add both strands as separate sequences (use </w:t>
+      </w:r>
+      <w:r>
+        <w:rPr>
+          <w:b/>
+          <w:bCs/>
+        </w:rPr>
+        <w:t xml:space="preserve">+ Add</w:t>
+      </w:r>
+      <w:r>
+        <w:t xml:space="preserve">, or import a FASTA with both) and </w:t>
+      </w:r>
+      <w:r>
+        <w:rPr>
+          <w:b/>
+          <w:bCs/>
+        </w:rPr>
+        <w:t xml:space="preserve">Render</w:t>
+      </w:r>
+      <w:r>
+        <w:t xml:space="preserve"> each one so it has a valid structure.</w:t>
+      </w:r>
+    </w:p>
+    <w:p>
+      <w:pPr>
+        <w:pStyle w:val="ListParagraph"/>
+        <w:numPr>
+          <w:ilvl w:val="0"/>
+          <w:numId w:val="9"/>
+        </w:numPr>
+        <w:spacing w:after="80"/>
+      </w:pPr>
+      <w:r>
+        <w:t xml:space="preserve">Go to </w:t>
+      </w:r>
+      <w:r>
+        <w:rPr>
+          <w:b/>
+          <w:bCs/>
+        </w:rPr>
+        <w:t xml:space="preserve">Complex</w:t>
+      </w:r>
+      <w:r>
+        <w:t xml:space="preserve">, choose </w:t>
+      </w:r>
+      <w:r>
+        <w:rPr>
+          <w:b/>
+          <w:bCs/>
+        </w:rPr>
+        <w:t xml:space="preserve">Strand A</w:t>
+      </w:r>
+      <w:r>
+        <w:t xml:space="preserve"> and </w:t>
+      </w:r>
+      <w:r>
+        <w:rPr>
+          <w:b/>
+          <w:bCs/>
+        </w:rPr>
+        <w:t xml:space="preserve">Strand B</w:t>
+      </w:r>
+      <w:r>
+        <w:t xml:space="preserve">.</w:t>
+      </w:r>
+    </w:p>
+    <w:p>
+      <w:pPr>
+        <w:pStyle w:val="ListParagraph"/>
+        <w:numPr>
+          <w:ilvl w:val="0"/>
+          <w:numId w:val="9"/>
+        </w:numPr>
+        <w:spacing w:after="80"/>
+      </w:pPr>
+      <w:r>
+        <w:t xml:space="preserve">Enter the pairing ranges. Both must be the same length; remember A's first base pairs with B's last.</w:t>
+      </w:r>
+    </w:p>
+    <w:p>
+      <w:pPr>
+        <w:pStyle w:val="ListParagraph"/>
+        <w:numPr>
+          <w:ilvl w:val="0"/>
+          <w:numId w:val="9"/>
+        </w:numPr>
+        <w:spacing w:after="80"/>
+      </w:pPr>
+      <w:r>
         <w:t xml:space="preserve">Choose </w:t>
       </w:r>
       <w:r>
@@ -9721,7 +11100,7 @@
         <w:pStyle w:val="ListParagraph"/>
         <w:numPr>
           <w:ilvl w:val="0"/>
-          <w:numId w:val="7"/>
+          <w:numId w:val="9"/>
         </w:numPr>
         <w:spacing w:after="80"/>
       </w:pPr>
@@ -10676,6 +12055,30 @@
     </w:lvl>
   </w:abstractNum>
   <w:abstractNum w:abstractNumId="7" w15:restartNumberingAfterBreak="0">
+    <w:multiLevelType w:val="hybridMultilevel"/>
+    <w:lvl w:ilvl="0" w15:tentative="1">
+      <w:start w:val="1"/>
+      <w:numFmt w:val="decimal"/>
+      <w:lvlText w:val="%1."/>
+      <w:lvlJc w:val="left"/>
+      <w:pPr>
+        <w:ind w:left="540" w:hanging="360"/>
+      </w:pPr>
+    </w:lvl>
+  </w:abstractNum>
+  <w:abstractNum w:abstractNumId="8" w15:restartNumberingAfterBreak="0">
+    <w:multiLevelType w:val="hybridMultilevel"/>
+    <w:lvl w:ilvl="0" w15:tentative="1">
+      <w:start w:val="1"/>
+      <w:numFmt w:val="decimal"/>
+      <w:lvlText w:val="%1."/>
+      <w:lvlJc w:val="left"/>
+      <w:pPr>
+        <w:ind w:left="540" w:hanging="360"/>
+      </w:pPr>
+    </w:lvl>
+  </w:abstractNum>
+  <w:abstractNum w:abstractNumId="9" w15:restartNumberingAfterBreak="0">
     <w:multiLevelType w:val="hybridMultilevel"/>
     <w:lvl w:ilvl="0" w15:tentative="1">
       <w:start w:val="1"/>
@@ -10725,6 +12128,18 @@
   </w:num>
   <w:num w:numId="7">
     <w:abstractNumId w:val="7"/>
+    <w:lvlOverride w:ilvl="0">
+      <w:startOverride w:val="1"/>
+    </w:lvlOverride>
+  </w:num>
+  <w:num w:numId="8">
+    <w:abstractNumId w:val="8"/>
+    <w:lvlOverride w:ilvl="0">
+      <w:startOverride w:val="1"/>
+    </w:lvlOverride>
+  </w:num>
+  <w:num w:numId="9">
+    <w:abstractNumId w:val="9"/>
     <w:lvlOverride w:ilvl="0">
       <w:startOverride w:val="1"/>
     </w:lvlOverride>

--- a/AptaRender_Tutorial.docx
+++ b/AptaRender_Tutorial.docx
@@ -1122,6 +1122,88 @@
                 <w:b/>
                 <w:bCs/>
               </w:rPr>
+              <w:t xml:space="preserve">Reset to default</w:t>
+            </w:r>
+            <w:r>
+              <w:t xml:space="preserve"> (next to Undo/Redo)</w:t>
+            </w:r>
+          </w:p>
+        </w:tc>
+        <w:tc>
+          <w:tcPr>
+            <w:tcW w:type="dxa" w:w="6660"/>
+            <w:tcBorders>
+              <w:top w:val="single" w:color="D3D8DF" w:sz="4"/>
+              <w:left w:val="single" w:color="D3D8DF" w:sz="4"/>
+              <w:bottom w:val="single" w:color="D3D8DF" w:sz="4"/>
+              <w:right w:val="single" w:color="D3D8DF" w:sz="4"/>
+            </w:tcBorders>
+            <w:tcMar>
+              <w:top w:type="dxa" w:w="70"/>
+              <w:left w:type="dxa" w:w="110"/>
+              <w:bottom w:type="dxa" w:w="70"/>
+              <w:right w:type="dxa" w:w="110"/>
+            </w:tcMar>
+          </w:tcPr>
+          <w:p>
+            <w:pPr>
+              <w:spacing w:after="40"/>
+            </w:pPr>
+            <w:r>
+              <w:t xml:space="preserve">Puts what's open back to a fresh render: manual positions, letter colors (back to the palette), circle fills, bond colors, base sizes and rotation are cleared, and every style setting (font, circles, lines, numbering, tail style, background) returns to its default. With </w:t>
+            </w:r>
+            <w:r>
+              <w:rPr>
+                <w:b/>
+                <w:bCs/>
+              </w:rPr>
+              <w:t xml:space="preserve">Uniform style</w:t>
+            </w:r>
+            <w:r>
+              <w:t xml:space="preserve"> on, the style part applies to all sequences. One </w:t>
+            </w:r>
+            <w:r>
+              <w:rPr>
+                <w:b/>
+                <w:bCs/>
+              </w:rPr>
+              <w:t xml:space="preserve">Undo</w:t>
+            </w:r>
+            <w:r>
+              <w:t xml:space="preserve"> brings everything back.</w:t>
+            </w:r>
+          </w:p>
+        </w:tc>
+      </w:tr>
+      <w:tr>
+        <w:trPr>
+          <w:cantSplit/>
+        </w:trPr>
+        <w:tc>
+          <w:tcPr>
+            <w:tcW w:type="dxa" w:w="2700"/>
+            <w:tcBorders>
+              <w:top w:val="single" w:color="D3D8DF" w:sz="4"/>
+              <w:left w:val="single" w:color="D3D8DF" w:sz="4"/>
+              <w:bottom w:val="single" w:color="D3D8DF" w:sz="4"/>
+              <w:right w:val="single" w:color="D3D8DF" w:sz="4"/>
+            </w:tcBorders>
+            <w:tcMar>
+              <w:top w:type="dxa" w:w="70"/>
+              <w:left w:type="dxa" w:w="110"/>
+              <w:bottom w:type="dxa" w:w="70"/>
+              <w:right w:type="dxa" w:w="110"/>
+            </w:tcMar>
+          </w:tcPr>
+          <w:p>
+            <w:pPr>
+              <w:spacing w:after="40"/>
+            </w:pPr>
+            <w:r>
+              <w:rPr>
+                <w:b/>
+                <w:bCs/>
+              </w:rPr>
               <w:t xml:space="preserve">Badge</w:t>
             </w:r>
             <w:r>
@@ -1899,6 +1981,27 @@
     </w:p>
     <w:p>
       <w:pPr>
+        <w:pBdr>
+          <w:left w:val="single" w:color="2F5D8A" w:sz="24" w:space="8"/>
+        </w:pBdr>
+        <w:shd w:fill="EEF4FA" w:color="auto" w:val="clear"/>
+        <w:spacing w:after="160" w:before="120"/>
+        <w:ind w:left="160" w:right="160"/>
+      </w:pPr>
+      <w:r>
+        <w:rPr>
+          <w:b/>
+          <w:bCs/>
+          <w:color w:val="2F5D8A"/>
+        </w:rPr>
+        <w:t xml:space="preserve">Tip  </w:t>
+      </w:r>
+      <w:r>
+        <w:t xml:space="preserve">Copying from PowerPoint, Word, PDFs or web pages is fine. Hidden characters they add (zero-width spaces, soft hyphens, non-breaking spaces, line separators) are removed automatically, an autocorrected "…" is read as three dots, and full-width brackets are read as normal ones.</w:t>
+      </w:r>
+    </w:p>
+    <w:p>
+      <w:pPr>
         <w:pStyle w:val="Heading3"/>
       </w:pPr>
       <w:r>
@@ -2093,7 +2196,7 @@
               <w:spacing w:after="40"/>
             </w:pPr>
             <w:r>
-              <w:t xml:space="preserve">Only A U T G C N are allowed in the sequence.</w:t>
+              <w:t xml:space="preserve">Only A U T G C N are allowed in the sequence. The message gives the position, and names the character by its code (e.g. U+00A9) if it's hard to see.</w:t>
             </w:r>
           </w:p>
         </w:tc>
@@ -3176,7 +3279,7 @@
               <w:spacing w:after="40"/>
             </w:pPr>
             <w:r>
-              <w:t xml:space="preserve">The sequence for the open slot. Saved as you type.</w:t>
+              <w:t xml:space="preserve">The sequence for the open slot. Saved as you type. Long sequences wrap onto the next line.</w:t>
             </w:r>
           </w:p>
         </w:tc>
@@ -3210,7 +3313,7 @@
                 <w:b/>
                 <w:bCs/>
               </w:rPr>
-              <w:t xml:space="preserve">Dot-bracket structure</w:t>
+              <w:t xml:space="preserve">Structure</w:t>
             </w:r>
             <w:r>
               <w:t xml:space="preserve"> box</w:t>
@@ -3238,7 +3341,7 @@
               <w:spacing w:after="40"/>
             </w:pPr>
             <w:r>
-              <w:t xml:space="preserve">The structure for the open slot (see section 3).</w:t>
+              <w:t xml:space="preserve">The dot-bracket structure for the open slot (see section 3). It wraps at the same column as the Sequence box, so each structure character sits under its base.</w:t>
             </w:r>
           </w:p>
         </w:tc>
@@ -3297,7 +3400,7 @@
               <w:spacing w:after="40"/>
             </w:pPr>
             <w:r>
-              <w:t xml:space="preserve">Draws the structure from the two boxes and fits it to the view.</w:t>
+              <w:t xml:space="preserve">Draws the structure from the two boxes, sets the rotation to 0° and fits it to the view.</w:t>
             </w:r>
           </w:p>
         </w:tc>
@@ -3456,7 +3559,7 @@
         <w:t xml:space="preserve">Render</w:t>
       </w:r>
       <w:r>
-        <w:t xml:space="preserve"> starts that sequence fresh: custom letter and circle colors, bond colors and dragged positions are reset. If you only meant to restyle, use the other tabs instead. If you clicked it by accident, press </w:t>
+        <w:t xml:space="preserve"> starts that sequence fresh: custom letter and circle colors, bond colors, base sizes, dragged positions and rotation are reset. If you only meant to restyle, use the other tabs instead. If you clicked it by accident, press </w:t>
       </w:r>
       <w:r>
         <w:rPr>
@@ -3668,7 +3771,7 @@
               <w:t xml:space="preserve">Rotate structure</w:t>
             </w:r>
             <w:r>
-              <w:t xml:space="preserve"> slider</w:t>
+              <w:t xml:space="preserve"> slider + angle box</w:t>
             </w:r>
           </w:p>
         </w:tc>
@@ -3693,7 +3796,7 @@
               <w:spacing w:after="40"/>
             </w:pPr>
             <w:r>
-              <w:t xml:space="preserve">Turns the whole drawing 0–360°. Letters always stay upright.</w:t>
+              <w:t xml:space="preserve">Turns the whole drawing up to a full turn either way: −360° to 360°, with 0 in the middle. Positive is clockwise, negative counter-clockwise. Drag the slider, or type an exact angle in the box next to it (decimals are fine) and press Enter; the slider moves to exactly what you typed. The two always stay in sync. Letters always stay upright.</w:t>
             </w:r>
           </w:p>
         </w:tc>
@@ -8127,6 +8230,124 @@
                 <w:b/>
                 <w:bCs/>
               </w:rPr>
+              <w:t xml:space="preserve">File name</w:t>
+            </w:r>
+          </w:p>
+        </w:tc>
+        <w:tc>
+          <w:tcPr>
+            <w:tcW w:type="dxa" w:w="6660"/>
+            <w:tcBorders>
+              <w:top w:val="single" w:color="D3D8DF" w:sz="4"/>
+              <w:left w:val="single" w:color="D3D8DF" w:sz="4"/>
+              <w:bottom w:val="single" w:color="D3D8DF" w:sz="4"/>
+              <w:right w:val="single" w:color="D3D8DF" w:sz="4"/>
+            </w:tcBorders>
+            <w:tcMar>
+              <w:top w:type="dxa" w:w="70"/>
+              <w:left w:type="dxa" w:w="110"/>
+              <w:bottom w:type="dxa" w:w="70"/>
+              <w:right w:type="dxa" w:w="110"/>
+            </w:tcMar>
+          </w:tcPr>
+          <w:p>
+            <w:pPr>
+              <w:spacing w:after="40"/>
+            </w:pPr>
+            <w:r>
+              <w:t xml:space="preserve">Name for the downloaded file. Leave it blank to use the sequence's (or complex's) name; .svg or .png is added for you, and characters file systems don't allow are replaced.</w:t>
+            </w:r>
+          </w:p>
+        </w:tc>
+      </w:tr>
+      <w:tr>
+        <w:trPr>
+          <w:cantSplit/>
+        </w:trPr>
+        <w:tc>
+          <w:tcPr>
+            <w:tcW w:type="dxa" w:w="2700"/>
+            <w:tcBorders>
+              <w:top w:val="single" w:color="D3D8DF" w:sz="4"/>
+              <w:left w:val="single" w:color="D3D8DF" w:sz="4"/>
+              <w:bottom w:val="single" w:color="D3D8DF" w:sz="4"/>
+              <w:right w:val="single" w:color="D3D8DF" w:sz="4"/>
+            </w:tcBorders>
+            <w:tcMar>
+              <w:top w:type="dxa" w:w="70"/>
+              <w:left w:type="dxa" w:w="110"/>
+              <w:bottom w:type="dxa" w:w="70"/>
+              <w:right w:type="dxa" w:w="110"/>
+            </w:tcMar>
+          </w:tcPr>
+          <w:p>
+            <w:pPr>
+              <w:spacing w:after="40"/>
+            </w:pPr>
+            <w:r>
+              <w:rPr>
+                <w:b/>
+                <w:bCs/>
+              </w:rPr>
+              <w:t xml:space="preserve">Open a Save dialog</w:t>
+            </w:r>
+          </w:p>
+        </w:tc>
+        <w:tc>
+          <w:tcPr>
+            <w:tcW w:type="dxa" w:w="6660"/>
+            <w:tcBorders>
+              <w:top w:val="single" w:color="D3D8DF" w:sz="4"/>
+              <w:left w:val="single" w:color="D3D8DF" w:sz="4"/>
+              <w:bottom w:val="single" w:color="D3D8DF" w:sz="4"/>
+              <w:right w:val="single" w:color="D3D8DF" w:sz="4"/>
+            </w:tcBorders>
+            <w:tcMar>
+              <w:top w:type="dxa" w:w="70"/>
+              <w:left w:type="dxa" w:w="110"/>
+              <w:bottom w:type="dxa" w:w="70"/>
+              <w:right w:type="dxa" w:w="110"/>
+            </w:tcMar>
+          </w:tcPr>
+          <w:p>
+            <w:pPr>
+              <w:spacing w:after="40"/>
+            </w:pPr>
+            <w:r>
+              <w:t xml:space="preserve">In Chrome and Edge, opens the system Save dialog for each export so you can rename the file and choose the folder. Not available in Safari or Firefox; in Safari, turn on Settings → General → File download location → Ask for each download to get the same effect.</w:t>
+            </w:r>
+          </w:p>
+        </w:tc>
+      </w:tr>
+      <w:tr>
+        <w:trPr>
+          <w:cantSplit/>
+        </w:trPr>
+        <w:tc>
+          <w:tcPr>
+            <w:tcW w:type="dxa" w:w="2700"/>
+            <w:tcBorders>
+              <w:top w:val="single" w:color="D3D8DF" w:sz="4"/>
+              <w:left w:val="single" w:color="D3D8DF" w:sz="4"/>
+              <w:bottom w:val="single" w:color="D3D8DF" w:sz="4"/>
+              <w:right w:val="single" w:color="D3D8DF" w:sz="4"/>
+            </w:tcBorders>
+            <w:tcMar>
+              <w:top w:type="dxa" w:w="70"/>
+              <w:left w:type="dxa" w:w="110"/>
+              <w:bottom w:type="dxa" w:w="70"/>
+              <w:right w:type="dxa" w:w="110"/>
+            </w:tcMar>
+          </w:tcPr>
+          <w:p>
+            <w:pPr>
+              <w:spacing w:after="40"/>
+            </w:pPr>
+            <w:r>
+              <w:rPr>
+                <w:b/>
+                <w:bCs/>
+              </w:rPr>
               <w:t xml:space="preserve">SVG</w:t>
             </w:r>
           </w:p>
@@ -8152,7 +8373,7 @@
               <w:spacing w:after="40"/>
             </w:pPr>
             <w:r>
-              <w:t xml:space="preserve">Downloads aptarender.svg: fully editable vector art (every letter is its own text element) for Illustrator, Inkscape or Affinity.</w:t>
+              <w:t xml:space="preserve">Downloads an .svg file: fully editable vector art (every letter is its own text element) for Illustrator, Inkscape or Affinity.</w:t>
             </w:r>
           </w:p>
         </w:tc>
@@ -8211,7 +8432,7 @@
               <w:spacing w:after="40"/>
             </w:pPr>
             <w:r>
-              <w:t xml:space="preserve">Downloads aptarender.png at the chosen scale.</w:t>
+              <w:t xml:space="preserve">Downloads a .png file at the chosen scale.</w:t>
             </w:r>
           </w:p>
         </w:tc>
@@ -11355,6 +11576,16 @@
                 <w:bCs/>
               </w:rPr>
               <w:t xml:space="preserve">Render</w:t>
+            </w:r>
+            <w:r>
+              <w:t xml:space="preserve">, </w:t>
+            </w:r>
+            <w:r>
+              <w:rPr>
+                <w:b/>
+                <w:bCs/>
+              </w:rPr>
+              <w:t xml:space="preserve">Reset to default</w:t>
             </w:r>
             <w:r>
               <w:t xml:space="preserve">, </w:t>
